--- a/src/main/resources/historico_campus_olinda.docx
+++ b/src/main/resources/historico_campus_olinda.docx
@@ -6,12 +6,17 @@
       <w:pPr>
         <w:pStyle w:val="Normal"/>
         <w:bidi w:val="0"/>
-        <w:jc w:val="both"/>
-        <w:rPr/>
-      </w:pPr>
-      <w:r>
-        <w:rPr/>
-        <w:tab/>
+        <w:spacing w:lineRule="auto" w:line="360"/>
+        <w:ind w:firstLine="709"/>
+        <w:jc w:val="both"/>
+        <w:rPr>
+          <w:rFonts w:ascii="Times New Roman" w:hAnsi="Times New Roman"/>
+        </w:rPr>
+      </w:pPr>
+      <w:r>
+        <w:rPr>
+          <w:rFonts w:ascii="Times New Roman" w:hAnsi="Times New Roman"/>
+        </w:rPr>
         <w:t>O Campus Olinda integra a terceira fase de expansão da Rede Federal de Educação Profissional, Científica e Tecnológica, instituída pela Lei nº 11.195/2005. Sua criação contou com a cooperação da Prefeitura Municipal e ampla participação da sociedade civil, em um processo coletivo voltado à definição do perfil acadêmico e vocacional da unidade.</w:t>
       </w:r>
     </w:p>
@@ -19,11 +24,17 @@
       <w:pPr>
         <w:pStyle w:val="Normal"/>
         <w:bidi w:val="0"/>
-        <w:jc w:val="both"/>
-        <w:rPr/>
-      </w:pPr>
-      <w:r>
-        <w:rPr/>
+        <w:spacing w:lineRule="auto" w:line="360"/>
+        <w:ind w:firstLine="709"/>
+        <w:jc w:val="both"/>
+        <w:rPr>
+          <w:rFonts w:ascii="Times New Roman" w:hAnsi="Times New Roman"/>
+        </w:rPr>
+      </w:pPr>
+      <w:r>
+        <w:rPr>
+          <w:rFonts w:ascii="Times New Roman" w:hAnsi="Times New Roman"/>
+        </w:rPr>
         <w:t>Como resultado desse processo participativo, optou-se pela implantação de cursos voltados às dinâmicas das produções culturais, com destaque para os cursos técnicos em Computação Gráfica e em Artes Visuais.</w:t>
       </w:r>
     </w:p>
@@ -31,12 +42,17 @@
       <w:pPr>
         <w:pStyle w:val="Normal"/>
         <w:bidi w:val="0"/>
-        <w:jc w:val="both"/>
-        <w:rPr/>
-      </w:pPr>
-      <w:r>
-        <w:rPr/>
-        <w:tab/>
+        <w:spacing w:lineRule="auto" w:line="360"/>
+        <w:ind w:firstLine="709"/>
+        <w:jc w:val="both"/>
+        <w:rPr>
+          <w:rFonts w:ascii="Times New Roman" w:hAnsi="Times New Roman"/>
+        </w:rPr>
+      </w:pPr>
+      <w:r>
+        <w:rPr>
+          <w:rFonts w:ascii="Times New Roman" w:hAnsi="Times New Roman"/>
+        </w:rPr>
         <w:t>O município de Olinda, reconhecido em 1982 pela UNESCO como Patrimônio Histórico e Cultural da Humanidade, foi contemplado pelo Programa de Aceleração do Crescimento (PAC) das Cidades Históricas, que destinou R$ 61 milhões à requalificação de igrejas e monumentos. Essas intervenções — que incluem espaços emblemáticos como o Mercado Eufrásio Barbosa, o Cine Duarte Coelho, o Teatro Bom Sucesso e o Casarão Herman Lundgren — exigem profissionais qualificados para atuar em diversas etapas dos processos de restauração e revitalização, reforçando a pertinência da oferta acadêmica voltada ao setor cultural.</w:t>
       </w:r>
     </w:p>
@@ -44,12 +60,17 @@
       <w:pPr>
         <w:pStyle w:val="Normal"/>
         <w:bidi w:val="0"/>
-        <w:jc w:val="both"/>
-        <w:rPr/>
-      </w:pPr>
-      <w:r>
-        <w:rPr/>
-        <w:tab/>
+        <w:spacing w:lineRule="auto" w:line="360"/>
+        <w:ind w:firstLine="709"/>
+        <w:jc w:val="both"/>
+        <w:rPr>
+          <w:rFonts w:ascii="Times New Roman" w:hAnsi="Times New Roman"/>
+        </w:rPr>
+      </w:pPr>
+      <w:r>
+        <w:rPr>
+          <w:rFonts w:ascii="Times New Roman" w:hAnsi="Times New Roman"/>
+        </w:rPr>
         <w:t>No dia 1º de agosto de 2013, foi realizada uma audiência pública no auditório Nelson Correia, promovida pela Secretaria de Educação do Município de Olinda, com o objetivo de debater e definir, por meio de votação aberta à comunidade, os cursos a serem ofertados pelo novo campus. A iniciativa buscou garantir que a oferta formativa atendesse às necessidades da população local e dos municípios vizinhos, alinhando-se às demandas do mundo do trabalho e às vocações regionais.</w:t>
       </w:r>
     </w:p>
@@ -57,22 +78,28 @@
       <w:pPr>
         <w:pStyle w:val="Normal"/>
         <w:bidi w:val="0"/>
-        <w:jc w:val="both"/>
-        <w:rPr/>
-      </w:pPr>
-      <w:r>
-        <w:rPr/>
-        <w:tab/>
+        <w:spacing w:lineRule="auto" w:line="360"/>
+        <w:ind w:firstLine="709"/>
+        <w:jc w:val="both"/>
+        <w:rPr>
+          <w:rFonts w:ascii="Times New Roman" w:hAnsi="Times New Roman"/>
+        </w:rPr>
+      </w:pPr>
+      <w:r>
+        <w:rPr>
+          <w:rFonts w:ascii="Times New Roman" w:hAnsi="Times New Roman"/>
+        </w:rPr>
         <w:t>Desde então, o IFPE Campus Olinda vem consolidando sua atuação na formação profissional, cultural e artística, por meio dos cursos técnicos em Computação Gráfica e em Artes Visuais. Assim, a unidade reafirma seu compromisso institucional com a valorização da identidade cultural, a promoção da inclusão educacional e o fortalecimento do desenvolvimento socioeconômico local e regional.</w:t>
       </w:r>
     </w:p>
     <w:sectPr>
       <w:type w:val="nextPage"/>
       <w:pgSz w:w="11906" w:h="16838"/>
-      <w:pgMar w:left="1134" w:right="1134" w:gutter="0" w:header="0" w:top="1134" w:footer="0" w:bottom="1134"/>
+      <w:pgMar w:left="1701" w:right="1134" w:gutter="0" w:header="0" w:top="1701" w:footer="0" w:bottom="1134"/>
       <w:pgNumType w:fmt="decimal"/>
       <w:formProt w:val="false"/>
       <w:textDirection w:val="lrTb"/>
+      <w:docGrid w:type="default" w:linePitch="100" w:charSpace="0"/>
     </w:sectPr>
   </w:body>
 </w:document>
@@ -92,7 +119,6 @@
     </w:rPrDefault>
     <w:pPrDefault>
       <w:pPr>
-        <w:widowControl/>
         <w:suppressAutoHyphens w:val="true"/>
       </w:pPr>
     </w:pPrDefault>
@@ -102,7 +128,10 @@
     <w:qFormat/>
     <w:pPr>
       <w:widowControl/>
+      <w:suppressAutoHyphens w:val="true"/>
       <w:bidi w:val="0"/>
+      <w:spacing w:before="0" w:after="0"/>
+      <w:jc w:val="left"/>
     </w:pPr>
     <w:rPr>
       <w:rFonts w:ascii="Liberation Serif" w:hAnsi="Liberation Serif" w:eastAsia="Noto Serif CJK SC" w:cs="FreeSans"/>

--- a/src/main/resources/historico_campus_olinda.docx
+++ b/src/main/resources/historico_campus_olinda.docx
@@ -4,92 +4,204 @@
   <w:body>
     <w:p>
       <w:pPr>
-        <w:pStyle w:val="Normal"/>
+        <w:pStyle w:val="BodyText"/>
         <w:bidi w:val="0"/>
         <w:spacing w:lineRule="auto" w:line="360"/>
         <w:ind w:firstLine="709"/>
         <w:jc w:val="both"/>
         <w:rPr>
-          <w:rFonts w:ascii="Times New Roman" w:hAnsi="Times New Roman"/>
-        </w:rPr>
-      </w:pPr>
+          <w:rFonts w:ascii="Times New Roman;serif" w:hAnsi="Times New Roman;serif"/>
+          <w:b w:val="false"/>
+          <w:i w:val="false"/>
+          <w:caps w:val="false"/>
+          <w:smallCaps w:val="false"/>
+          <w:strike w:val="false"/>
+          <w:dstrike w:val="false"/>
+          <w:color w:val="000000"/>
+          <w:sz w:val="24"/>
+          <w:szCs w:val="24"/>
+          <w:u w:val="none"/>
+          <w:effect w:val="none"/>
+          <w:shd w:fill="auto" w:val="clear"/>
+        </w:rPr>
+      </w:pPr>
+      <w:bookmarkStart w:id="0" w:name="docs-internal-guid-8c581eaa-7fff-f2b4-5e"/>
+      <w:bookmarkEnd w:id="0"/>
       <w:r>
         <w:rPr>
-          <w:rFonts w:ascii="Times New Roman" w:hAnsi="Times New Roman"/>
-        </w:rPr>
-        <w:t>O Campus Olinda integra a terceira fase de expansão da Rede Federal de Educação Profissional, Científica e Tecnológica, instituída pela Lei nº 11.195/2005. Sua criação contou com a cooperação da Prefeitura Municipal e ampla participação da sociedade civil, em um processo coletivo voltado à definição do perfil acadêmico e vocacional da unidade.</w:t>
+          <w:rFonts w:ascii="Times New Roman;serif" w:hAnsi="Times New Roman;serif"/>
+          <w:b w:val="false"/>
+          <w:i w:val="false"/>
+          <w:caps w:val="false"/>
+          <w:smallCaps w:val="false"/>
+          <w:strike w:val="false"/>
+          <w:dstrike w:val="false"/>
+          <w:color w:val="000000"/>
+          <w:sz w:val="24"/>
+          <w:szCs w:val="24"/>
+          <w:u w:val="none"/>
+          <w:effect w:val="none"/>
+          <w:shd w:fill="auto" w:val="clear"/>
+        </w:rPr>
+        <w:t>O Campus Olinda integra a terceira fase de expansão da Rede Federal de Educação Profissional, Científica e Tecnológica, instituída pela Lei nº 11.195/2005. Sua criação contou com a cooperação da Prefeitura Municipal e ampla participação da sociedade civil, em um processo coletivo que buscou definir o perfil acadêmico e vocacional da unidade. </w:t>
       </w:r>
     </w:p>
     <w:p>
       <w:pPr>
-        <w:pStyle w:val="Normal"/>
+        <w:pStyle w:val="BodyText"/>
         <w:bidi w:val="0"/>
-        <w:spacing w:lineRule="auto" w:line="360"/>
-        <w:ind w:firstLine="709"/>
+        <w:spacing w:lineRule="auto" w:line="360" w:before="0" w:after="0"/>
+        <w:ind w:hanging="0" w:left="0" w:right="0"/>
         <w:jc w:val="both"/>
         <w:rPr>
-          <w:rFonts w:ascii="Times New Roman" w:hAnsi="Times New Roman"/>
+          <w:rFonts w:ascii="Times New Roman;serif" w:hAnsi="Times New Roman;serif"/>
+          <w:b w:val="false"/>
+          <w:i w:val="false"/>
+          <w:caps w:val="false"/>
+          <w:smallCaps w:val="false"/>
+          <w:strike w:val="false"/>
+          <w:dstrike w:val="false"/>
+          <w:color w:val="000000"/>
+          <w:sz w:val="24"/>
+          <w:szCs w:val="24"/>
+          <w:u w:val="none"/>
+          <w:effect w:val="none"/>
+          <w:shd w:fill="auto" w:val="clear"/>
         </w:rPr>
       </w:pPr>
       <w:r>
         <w:rPr>
-          <w:rFonts w:ascii="Times New Roman" w:hAnsi="Times New Roman"/>
-        </w:rPr>
-        <w:t>Como resultado desse processo participativo, optou-se pela implantação de cursos voltados às dinâmicas das produções culturais, com destaque para os cursos técnicos em Computação Gráfica e em Artes Visuais.</w:t>
+          <w:rFonts w:ascii="Times New Roman;serif" w:hAnsi="Times New Roman;serif"/>
+          <w:b w:val="false"/>
+          <w:i w:val="false"/>
+          <w:caps w:val="false"/>
+          <w:smallCaps w:val="false"/>
+          <w:strike w:val="false"/>
+          <w:dstrike w:val="false"/>
+          <w:color w:val="000000"/>
+          <w:sz w:val="24"/>
+          <w:szCs w:val="24"/>
+          <w:u w:val="none"/>
+          <w:effect w:val="none"/>
+          <w:shd w:fill="auto" w:val="clear"/>
+        </w:rPr>
+        <w:t>Como resultado, optou-se pela implantação de cursos voltados às dinâmicas das produções culturais, com destaque para os cursos técnicos em Computação Gráfica e em Artes Visuais.</w:t>
       </w:r>
     </w:p>
     <w:p>
       <w:pPr>
-        <w:pStyle w:val="Normal"/>
+        <w:pStyle w:val="BodyText"/>
         <w:bidi w:val="0"/>
-        <w:spacing w:lineRule="auto" w:line="360"/>
-        <w:ind w:firstLine="709"/>
+        <w:spacing w:lineRule="auto" w:line="360" w:before="0" w:after="0"/>
+        <w:ind w:firstLine="720" w:left="0" w:right="0"/>
         <w:jc w:val="both"/>
         <w:rPr>
-          <w:rFonts w:ascii="Times New Roman" w:hAnsi="Times New Roman"/>
+          <w:rFonts w:ascii="Times New Roman;serif" w:hAnsi="Times New Roman;serif"/>
+          <w:b w:val="false"/>
+          <w:i w:val="false"/>
+          <w:caps w:val="false"/>
+          <w:smallCaps w:val="false"/>
+          <w:strike w:val="false"/>
+          <w:dstrike w:val="false"/>
+          <w:color w:val="000000"/>
+          <w:sz w:val="24"/>
+          <w:szCs w:val="24"/>
+          <w:u w:val="none"/>
+          <w:effect w:val="none"/>
+          <w:shd w:fill="auto" w:val="clear"/>
         </w:rPr>
       </w:pPr>
       <w:r>
         <w:rPr>
-          <w:rFonts w:ascii="Times New Roman" w:hAnsi="Times New Roman"/>
-        </w:rPr>
-        <w:t>O município de Olinda, reconhecido em 1982 pela UNESCO como Patrimônio Histórico e Cultural da Humanidade, foi contemplado pelo Programa de Aceleração do Crescimento (PAC) das Cidades Históricas, que destinou R$ 61 milhões à requalificação de igrejas e monumentos. Essas intervenções — que incluem espaços emblemáticos como o Mercado Eufrásio Barbosa, o Cine Duarte Coelho, o Teatro Bom Sucesso e o Casarão Herman Lundgren — exigem profissionais qualificados para atuar em diversas etapas dos processos de restauração e revitalização, reforçando a pertinência da oferta acadêmica voltada ao setor cultural.</w:t>
+          <w:rFonts w:ascii="Times New Roman;serif" w:hAnsi="Times New Roman;serif"/>
+          <w:b w:val="false"/>
+          <w:i w:val="false"/>
+          <w:caps w:val="false"/>
+          <w:smallCaps w:val="false"/>
+          <w:strike w:val="false"/>
+          <w:dstrike w:val="false"/>
+          <w:color w:val="000000"/>
+          <w:sz w:val="24"/>
+          <w:szCs w:val="24"/>
+          <w:u w:val="none"/>
+          <w:effect w:val="none"/>
+          <w:shd w:fill="auto" w:val="clear"/>
+        </w:rPr>
+        <w:t>O município de Olinda, reconhecido em 1982 pela UNESCO como Patrimônio Histórico e Cultural da Humanidade, foi contemplado pelo Programa de Aceleração do Crescimento (PAC) das Cidades Históricas, que destinou R$61 milhões para a requalificação de igrejas e monumentos. Essas intervenções, que abrangem espaços como o Mercado Eufrásio Barbosa, o Cine Duarte Coelho, o Teatro Bom Sucesso e o Casarão Herman Lundgren, demandam profissionais qualificados para atuar em diferentes etapas do processo, fortalecendo a pertinência da oferta acadêmica voltada ao setor cultural.</w:t>
       </w:r>
     </w:p>
     <w:p>
       <w:pPr>
-        <w:pStyle w:val="Normal"/>
+        <w:pStyle w:val="BodyText"/>
         <w:bidi w:val="0"/>
-        <w:spacing w:lineRule="auto" w:line="360"/>
-        <w:ind w:firstLine="709"/>
+        <w:spacing w:lineRule="auto" w:line="360" w:before="0" w:after="0"/>
+        <w:ind w:firstLine="720" w:left="0" w:right="0"/>
         <w:jc w:val="both"/>
         <w:rPr>
-          <w:rFonts w:ascii="Times New Roman" w:hAnsi="Times New Roman"/>
+          <w:rFonts w:ascii="Times New Roman;serif" w:hAnsi="Times New Roman;serif"/>
+          <w:b w:val="false"/>
+          <w:i w:val="false"/>
+          <w:caps w:val="false"/>
+          <w:smallCaps w:val="false"/>
+          <w:strike w:val="false"/>
+          <w:dstrike w:val="false"/>
+          <w:color w:val="000000"/>
+          <w:sz w:val="24"/>
+          <w:szCs w:val="24"/>
+          <w:u w:val="none"/>
+          <w:effect w:val="none"/>
+          <w:shd w:fill="auto" w:val="clear"/>
         </w:rPr>
       </w:pPr>
       <w:r>
         <w:rPr>
-          <w:rFonts w:ascii="Times New Roman" w:hAnsi="Times New Roman"/>
-        </w:rPr>
-        <w:t>No dia 1º de agosto de 2013, foi realizada uma audiência pública no auditório Nelson Correia, promovida pela Secretaria de Educação do Município de Olinda, com o objetivo de debater e definir, por meio de votação aberta à comunidade, os cursos a serem ofertados pelo novo campus. A iniciativa buscou garantir que a oferta formativa atendesse às necessidades da população local e dos municípios vizinhos, alinhando-se às demandas do mundo do trabalho e às vocações regionais.</w:t>
+          <w:rFonts w:ascii="Times New Roman;serif" w:hAnsi="Times New Roman;serif"/>
+          <w:b w:val="false"/>
+          <w:i w:val="false"/>
+          <w:caps w:val="false"/>
+          <w:smallCaps w:val="false"/>
+          <w:strike w:val="false"/>
+          <w:dstrike w:val="false"/>
+          <w:color w:val="000000"/>
+          <w:sz w:val="24"/>
+          <w:szCs w:val="24"/>
+          <w:u w:val="none"/>
+          <w:effect w:val="none"/>
+          <w:shd w:fill="auto" w:val="clear"/>
+        </w:rPr>
+        <w:t>No dia 1º de agosto de 2013, foi realizada audiência pública no auditório Nelson Correia, promovida pela Secretaria de Educação do Município de Olinda, com o objetivo de debater e definir, em votação aberta à comunidade, os cursos a serem ofertados pelo novo campus. A iniciativa buscou assegurar que a oferta formativa atendesse às necessidades da população local e dos municípios vizinhos, alinhando-se às demandas do mundo do trabalho e às vocações regionais.</w:t>
       </w:r>
     </w:p>
     <w:p>
       <w:pPr>
-        <w:pStyle w:val="Normal"/>
+        <w:pStyle w:val="BodyText"/>
         <w:bidi w:val="0"/>
-        <w:spacing w:lineRule="auto" w:line="360"/>
-        <w:ind w:firstLine="709"/>
+        <w:spacing w:lineRule="auto" w:line="360" w:before="0" w:after="0"/>
+        <w:ind w:firstLine="720" w:left="0" w:right="0"/>
         <w:jc w:val="both"/>
         <w:rPr>
-          <w:rFonts w:ascii="Times New Roman" w:hAnsi="Times New Roman"/>
+          <w:rFonts w:ascii="Times New Roman;serif" w:hAnsi="Times New Roman;serif"/>
+          <w:sz w:val="24"/>
+          <w:szCs w:val="24"/>
         </w:rPr>
       </w:pPr>
       <w:r>
         <w:rPr>
-          <w:rFonts w:ascii="Times New Roman" w:hAnsi="Times New Roman"/>
-        </w:rPr>
-        <w:t>Desde então, o IFPE Campus Olinda vem consolidando sua atuação na formação profissional, cultural e artística, por meio dos cursos técnicos em Computação Gráfica e em Artes Visuais. Assim, a unidade reafirma seu compromisso institucional com a valorização da identidade cultural, a promoção da inclusão educacional e o fortalecimento do desenvolvimento socioeconômico local e regional.</w:t>
+          <w:rFonts w:ascii="Times New Roman;serif" w:hAnsi="Times New Roman;serif"/>
+          <w:b w:val="false"/>
+          <w:i w:val="false"/>
+          <w:caps w:val="false"/>
+          <w:smallCaps w:val="false"/>
+          <w:strike w:val="false"/>
+          <w:dstrike w:val="false"/>
+          <w:color w:val="000000"/>
+          <w:sz w:val="24"/>
+          <w:szCs w:val="24"/>
+          <w:u w:val="none"/>
+          <w:effect w:val="none"/>
+          <w:shd w:fill="auto" w:val="clear"/>
+        </w:rPr>
+        <w:t>Desde então, o IFPE Campus Olinda vem consolidando sua atuação na formação profissional, cultural e artística, por meio dos cursos técnicos em Computação Gráfica e em Artes Visuais. Dessa forma, a unidade reafirma seu compromisso institucional de contribuir para a valorização da identidade cultural, a promoção da inclusão educacional e o fortalecimento do desenvolvimento socioeconômico local e regional.</w:t>
       </w:r>
     </w:p>
     <w:sectPr>
